--- a/docs/docx/INSTALL-AND-DEPLOY.docx
+++ b/docs/docx/INSTALL-AND-DEPLOY.docx
@@ -216,7 +216,7 @@
         </w:numPr>
       </w:pPr>
       <w:r>
-        <w:t xml:space="preserve">Confirm the Campora origin in</w:t>
+        <w:t xml:space="preserve">Confirm the origins in</w:t>
       </w:r>
       <w:r>
         <w:t xml:space="preserve"> </w:t>
@@ -231,7 +231,10 @@
         <w:t xml:space="preserve"> </w:t>
       </w:r>
       <w:r>
-        <w:t xml:space="preserve">(</w:t>
+        <w:t xml:space="preserve">(SAMS CRM, Campora in</w:t>
+      </w:r>
+      <w:r>
+        <w:t xml:space="preserve"> </w:t>
       </w:r>
       <w:r>
         <w:rPr>
@@ -240,7 +243,7 @@
         <w:t xml:space="preserve">camporaOrigins</w:t>
       </w:r>
       <w:r>
-        <w:t xml:space="preserve">) is still the intended production host. It is configured together with the Greenwich, Bangor and Greater Manchester origins, so the production allowlist gate passes today; a first Campora-to-Bangor no-save sample passed, but full live Campora acceptance is still required.</w:t>
+        <w:t xml:space="preserve">, and the Greenwich, Bangor and Greater Manchester portals) are the intended production hosts. The production build refuses to run if the Campora list is empty or fewer than three portal origins are set.</w:t>
       </w:r>
     </w:p>
     <w:p>
@@ -252,7 +255,24 @@
         </w:numPr>
       </w:pPr>
       <w:r>
-        <w:t xml:space="preserve">Complete and verify all three portal configs and fixtures.</w:t>
+        <w:t xml:space="preserve">Run the no-save live checks in</w:t>
+      </w:r>
+      <w:r>
+        <w:t xml:space="preserve"> </w:t>
+      </w:r>
+      <w:hyperlink r:id="rId15">
+        <w:r>
+          <w:rPr>
+            <w:rStyle w:val="Hyperlink"/>
+          </w:rPr>
+          <w:t xml:space="preserve">e2e/README.md</w:t>
+        </w:r>
+      </w:hyperlink>
+      <w:r>
+        <w:t xml:space="preserve"> </w:t>
+      </w:r>
+      <w:r>
+        <w:t xml:space="preserve">for the portals SAMS relies on.</w:t>
       </w:r>
     </w:p>
     <w:p>
@@ -383,7 +403,16 @@
         <w:pStyle w:val="FirstParagraph"/>
       </w:pPr>
       <w:r>
-        <w:t xml:space="preserve">The production build rejects an incomplete Campora or portal allowlist. It never includes localhost or</w:t>
+        <w:t xml:space="preserve">The production build rejects an incomplete Campora or portal allowlist (</w:t>
+      </w:r>
+      <w:r>
+        <w:rPr>
+          <w:rStyle w:val="VerbatimChar"/>
+        </w:rPr>
+        <w:t xml:space="preserve">scripts/build.mjs</w:t>
+      </w:r>
+      <w:r>
+        <w:t xml:space="preserve">). It never includes localhost or</w:t>
       </w:r>
       <w:r>
         <w:t xml:space="preserve"> </w:t>
@@ -423,7 +452,7 @@
       <w:r>
         <w:t xml:space="preserve"> </w:t>
       </w:r>
-      <w:hyperlink r:id="rId15">
+      <w:hyperlink r:id="rId16">
         <w:r>
           <w:rPr>
             <w:rStyle w:val="Hyperlink"/>
@@ -439,11 +468,11 @@
       <w:pPr>
         <w:pStyle w:val="Heading2"/>
       </w:pPr>
-      <w:bookmarkStart w:id="16" w:name="_updates"/>
+      <w:bookmarkStart w:id="17" w:name="_updates"/>
       <w:r>
         <w:t xml:space="preserve">Updates</w:t>
       </w:r>
-      <w:bookmarkEnd w:id="16"/>
+      <w:bookmarkEnd w:id="17"/>
     </w:p>
     <w:p>
       <w:pPr>
@@ -457,11 +486,11 @@
       <w:pPr>
         <w:pStyle w:val="Heading2"/>
       </w:pPr>
-      <w:bookmarkStart w:id="17" w:name="_54eee99984baf741b66dcdcac4cd2fd2a9c0824"/>
+      <w:bookmarkStart w:id="18" w:name="_54eee99984baf741b66dcdcac4cd2fd2a9c0824"/>
       <w:r>
         <w:t xml:space="preserve">Safari packaging</w:t>
       </w:r>
-      <w:bookmarkEnd w:id="17"/>
+      <w:bookmarkEnd w:id="18"/>
     </w:p>
     <w:p>
       <w:pPr>
@@ -633,7 +662,7 @@
       <w:r>
         <w:t xml:space="preserve"> </w:t>
       </w:r>
-      <w:hyperlink r:id="rId18">
+      <w:hyperlink r:id="rId19">
         <w:r>
           <w:rPr>
             <w:rStyle w:val="Hyperlink"/>

--- a/docs/docx/INSTALL-AND-DEPLOY.docx
+++ b/docs/docx/INSTALL-AND-DEPLOY.docx
@@ -54,6 +54,21 @@
       </w:pPr>
       <w:r>
         <w:t xml:space="preserve">Run</w:t>
+      </w:r>
+      <w:r>
+        <w:t xml:space="preserve"> </w:t>
+      </w:r>
+      <w:r>
+        <w:rPr>
+          <w:rStyle w:val="VerbatimChar"/>
+        </w:rPr>
+        <w:t xml:space="preserve">npm ci</w:t>
+      </w:r>
+      <w:r>
+        <w:t xml:space="preserve"> </w:t>
+      </w:r>
+      <w:r>
+        <w:t xml:space="preserve">once to install the locked dependencies (Node.js and npm required), then</w:t>
       </w:r>
       <w:r>
         <w:t xml:space="preserve"> </w:t>

--- a/docs/docx/INSTALL-AND-DEPLOY.docx
+++ b/docs/docx/INSTALL-AND-DEPLOY.docx
@@ -32,9 +32,9 @@
       <w:pPr>
         <w:pStyle w:val="Heading1"/>
       </w:pPr>
-      <w:bookmarkStart w:id="9" w:name="_aec75014e5847da09b46a3817b543dfeadc15f1"/>
-      <w:r>
-        <w:t xml:space="preserve">Install and controlled deployment</w:t>
+      <w:bookmarkStart w:id="9" w:name="_d0691227c63460ff4d7e2ffe727c2d23c65411c"/>
+      <w:r>
+        <w:t xml:space="preserve">Install and deploy</w:t>
       </w:r>
       <w:bookmarkEnd w:id="9"/>
     </w:p>
@@ -50,72 +50,100 @@
     </w:p>
     <w:p>
       <w:pPr>
+        <w:pStyle w:val="Compact"/>
+        <w:numPr>
+          <w:ilvl w:val="0"/>
+          <w:numId w:val="1001"/>
+        </w:numPr>
+      </w:pPr>
+      <w:r>
+        <w:t xml:space="preserve">Run</w:t>
+      </w:r>
+      <w:r>
+        <w:t xml:space="preserve"> </w:t>
+      </w:r>
+      <w:r>
+        <w:rPr>
+          <w:rStyle w:val="VerbatimChar"/>
+        </w:rPr>
+        <w:t xml:space="preserve">npm ci</w:t>
+      </w:r>
+      <w:r>
+        <w:t xml:space="preserve"> </w:t>
+      </w:r>
+      <w:r>
+        <w:t xml:space="preserve">once. You need Node.js and npm.</w:t>
+      </w:r>
+    </w:p>
+    <w:p>
+      <w:pPr>
+        <w:pStyle w:val="Compact"/>
+        <w:numPr>
+          <w:ilvl w:val="0"/>
+          <w:numId w:val="1001"/>
+        </w:numPr>
+      </w:pPr>
+      <w:r>
+        <w:t xml:space="preserve">Run</w:t>
+      </w:r>
+      <w:r>
+        <w:t xml:space="preserve"> </w:t>
+      </w:r>
+      <w:r>
+        <w:rPr>
+          <w:rStyle w:val="VerbatimChar"/>
+        </w:rPr>
+        <w:t xml:space="preserve">npm test &amp;&amp; npm run build</w:t>
+      </w:r>
+      <w:r>
+        <w:t xml:space="preserve">.</w:t>
+      </w:r>
+    </w:p>
+    <w:p>
+      <w:pPr>
+        <w:pStyle w:val="Compact"/>
+        <w:numPr>
+          <w:ilvl w:val="0"/>
+          <w:numId w:val="1001"/>
+        </w:numPr>
+      </w:pPr>
+      <w:r>
+        <w:t xml:space="preserve">Open</w:t>
+      </w:r>
+      <w:r>
+        <w:t xml:space="preserve"> </w:t>
+      </w:r>
+      <w:r>
+        <w:rPr>
+          <w:rStyle w:val="VerbatimChar"/>
+        </w:rPr>
+        <w:t xml:space="preserve">chrome://extensions</w:t>
+      </w:r>
+      <w:r>
+        <w:t xml:space="preserve">, turn on Developer mode, and load</w:t>
+      </w:r>
+      <w:r>
+        <w:t xml:space="preserve"> </w:t>
+      </w:r>
+      <w:r>
+        <w:rPr>
+          <w:rStyle w:val="VerbatimChar"/>
+        </w:rPr>
+        <w:t xml:space="preserve">dist/chrome</w:t>
+      </w:r>
+      <w:r>
+        <w:t xml:space="preserve"> </w:t>
+      </w:r>
+      <w:r>
+        <w:t xml:space="preserve">as an unpacked extension.</w:t>
+      </w:r>
+    </w:p>
+    <w:p>
+      <w:pPr>
         <w:pStyle w:val="FirstParagraph"/>
       </w:pPr>
       <w:r>
-        <w:t xml:space="preserve">Run</w:t>
-      </w:r>
-      <w:r>
-        <w:t xml:space="preserve"> </w:t>
-      </w:r>
-      <w:r>
-        <w:rPr>
-          <w:rStyle w:val="VerbatimChar"/>
-        </w:rPr>
-        <w:t xml:space="preserve">npm ci</w:t>
-      </w:r>
-      <w:r>
-        <w:t xml:space="preserve"> </w:t>
-      </w:r>
-      <w:r>
-        <w:t xml:space="preserve">once to install the locked dependencies (Node.js and npm required), then</w:t>
-      </w:r>
-      <w:r>
-        <w:t xml:space="preserve"> </w:t>
-      </w:r>
-      <w:r>
-        <w:rPr>
-          <w:rStyle w:val="VerbatimChar"/>
-        </w:rPr>
-        <w:t xml:space="preserve">npm test &amp;&amp; npm run build</w:t>
-      </w:r>
-      <w:r>
-        <w:t xml:space="preserve">, then load</w:t>
-      </w:r>
-      <w:r>
-        <w:t xml:space="preserve"> </w:t>
-      </w:r>
-      <w:r>
-        <w:rPr>
-          <w:rStyle w:val="VerbatimChar"/>
-        </w:rPr>
-        <w:t xml:space="preserve">dist/chrome</w:t>
-      </w:r>
-      <w:r>
-        <w:t xml:space="preserve"> </w:t>
-      </w:r>
-      <w:r>
-        <w:t xml:space="preserve">as an unpacked extension from</w:t>
-      </w:r>
-      <w:r>
-        <w:t xml:space="preserve"> </w:t>
-      </w:r>
-      <w:r>
-        <w:rPr>
-          <w:rStyle w:val="VerbatimChar"/>
-        </w:rPr>
-        <w:t xml:space="preserve">chrome://extensions</w:t>
-      </w:r>
-      <w:r>
-        <w:t xml:space="preserve">.</w:t>
-      </w:r>
-    </w:p>
-    <w:p>
-      <w:pPr>
-        <w:pStyle w:val="BodyText"/>
-      </w:pPr>
-      <w:r>
-        <w:t xml:space="preserve">Safari development uses the same shared source:</w:t>
+        <w:t xml:space="preserve">Safari development uses the same source:</w:t>
       </w:r>
     </w:p>
     <w:p>
@@ -167,7 +195,7 @@
         <w:pStyle w:val="FirstParagraph"/>
       </w:pPr>
       <w:r>
-        <w:t xml:space="preserve">Enablement steps and resource ownership are in</w:t>
+        <w:t xml:space="preserve">For Safari enablement and resource ownership, see</w:t>
       </w:r>
       <w:r>
         <w:t xml:space="preserve"> </w:t>
@@ -181,7 +209,7 @@
         </w:r>
       </w:hyperlink>
       <w:r>
-        <w:t xml:space="preserve">. Manual Safari acceptance is in</w:t>
+        <w:t xml:space="preserve">. For the manual Safari checks, see</w:t>
       </w:r>
       <w:r>
         <w:t xml:space="preserve"> </w:t>
@@ -195,20 +223,6 @@
         </w:r>
       </w:hyperlink>
       <w:r>
-        <w:t xml:space="preserve">. Repository layout is in</w:t>
-      </w:r>
-      <w:r>
-        <w:t xml:space="preserve"> </w:t>
-      </w:r>
-      <w:hyperlink r:id="rId13">
-        <w:r>
-          <w:rPr>
-            <w:rStyle w:val="Hyperlink"/>
-          </w:rPr>
-          <w:t xml:space="preserve">CODEBASE_MAP.md</w:t>
-        </w:r>
-      </w:hyperlink>
-      <w:r>
         <w:t xml:space="preserve">.</w:t>
       </w:r>
     </w:p>
@@ -216,22 +230,22 @@
       <w:pPr>
         <w:pStyle w:val="Heading2"/>
       </w:pPr>
-      <w:bookmarkStart w:id="14" w:name="_fc18f5ccd1258ad968d11014f9c74969e2c5eb3"/>
+      <w:bookmarkStart w:id="13" w:name="_fc18f5ccd1258ad968d11014f9c74969e2c5eb3"/>
       <w:r>
         <w:t xml:space="preserve">Production package (Chrome)</w:t>
       </w:r>
-      <w:bookmarkEnd w:id="14"/>
+      <w:bookmarkEnd w:id="13"/>
     </w:p>
     <w:p>
       <w:pPr>
         <w:pStyle w:val="Compact"/>
         <w:numPr>
           <w:ilvl w:val="0"/>
-          <w:numId w:val="1001"/>
+          <w:numId w:val="1002"/>
         </w:numPr>
       </w:pPr>
       <w:r>
-        <w:t xml:space="preserve">Confirm the origins in</w:t>
+        <w:t xml:space="preserve">Check the origins in</w:t>
       </w:r>
       <w:r>
         <w:t xml:space="preserve"> </w:t>
@@ -243,13 +257,7 @@
         <w:t xml:space="preserve">config/allowlist.js</w:t>
       </w:r>
       <w:r>
-        <w:t xml:space="preserve"> </w:t>
-      </w:r>
-      <w:r>
-        <w:t xml:space="preserve">(SAMS CRM, Campora in</w:t>
-      </w:r>
-      <w:r>
-        <w:t xml:space="preserve"> </w:t>
+        <w:t xml:space="preserve">: SAMS CRM, Campora (</w:t>
       </w:r>
       <w:r>
         <w:rPr>
@@ -258,7 +266,7 @@
         <w:t xml:space="preserve">camporaOrigins</w:t>
       </w:r>
       <w:r>
-        <w:t xml:space="preserve">, and the Greenwich, Bangor and Greater Manchester portals) are the intended production hosts. The production build refuses to run if the Campora list is empty or fewer than three portal origins are set.</w:t>
+        <w:t xml:space="preserve">), and the Greenwich, Bangor, and Greater Manchester portals. Confirm that each one is the correct production host. The production build stops if the Campora list is empty or if fewer than three portal origins are set.</w:t>
       </w:r>
     </w:p>
     <w:p>
@@ -266,7 +274,7 @@
         <w:pStyle w:val="Compact"/>
         <w:numPr>
           <w:ilvl w:val="0"/>
-          <w:numId w:val="1001"/>
+          <w:numId w:val="1002"/>
         </w:numPr>
       </w:pPr>
       <w:r>
@@ -275,7 +283,7 @@
       <w:r>
         <w:t xml:space="preserve"> </w:t>
       </w:r>
-      <w:hyperlink r:id="rId15">
+      <w:hyperlink r:id="rId14">
         <w:r>
           <w:rPr>
             <w:rStyle w:val="Hyperlink"/>
@@ -287,7 +295,7 @@
         <w:t xml:space="preserve"> </w:t>
       </w:r>
       <w:r>
-        <w:t xml:space="preserve">for the portals SAMS relies on.</w:t>
+        <w:t xml:space="preserve">for the portals that SAMS uses.</w:t>
       </w:r>
     </w:p>
     <w:p>
@@ -295,7 +303,7 @@
         <w:pStyle w:val="Compact"/>
         <w:numPr>
           <w:ilvl w:val="0"/>
-          <w:numId w:val="1001"/>
+          <w:numId w:val="1002"/>
         </w:numPr>
       </w:pPr>
       <w:r>
@@ -343,7 +351,7 @@
         <w:pStyle w:val="Compact"/>
         <w:numPr>
           <w:ilvl w:val="0"/>
-          <w:numId w:val="1001"/>
+          <w:numId w:val="1002"/>
         </w:numPr>
       </w:pPr>
       <w:r>
@@ -367,11 +375,11 @@
         <w:pStyle w:val="Compact"/>
         <w:numPr>
           <w:ilvl w:val="0"/>
-          <w:numId w:val="1001"/>
+          <w:numId w:val="1002"/>
         </w:numPr>
       </w:pPr>
       <w:r>
-        <w:t xml:space="preserve">Inspect</w:t>
+        <w:t xml:space="preserve">Check</w:t>
       </w:r>
       <w:r>
         <w:t xml:space="preserve"> </w:t>
@@ -386,7 +394,7 @@
         <w:t xml:space="preserve"> </w:t>
       </w:r>
       <w:r>
-        <w:t xml:space="preserve">and the generated</w:t>
+        <w:t xml:space="preserve">and</w:t>
       </w:r>
       <w:r>
         <w:t xml:space="preserve"> </w:t>
@@ -406,11 +414,11 @@
         <w:pStyle w:val="Compact"/>
         <w:numPr>
           <w:ilvl w:val="0"/>
-          <w:numId w:val="1001"/>
+          <w:numId w:val="1002"/>
         </w:numPr>
       </w:pPr>
       <w:r>
-        <w:t xml:space="preserve">Upload the zip to SAMS's Chrome Web Store developer account as an unlisted item, or deploy the extension ID through Chrome enterprise force-install policy.</w:t>
+        <w:t xml:space="preserve">Upload the zip to the SAMS Chrome Web Store developer account as an unlisted item. Or deploy the extension ID with a Chrome enterprise force-install policy.</w:t>
       </w:r>
     </w:p>
     <w:p>
@@ -418,16 +426,19 @@
         <w:pStyle w:val="FirstParagraph"/>
       </w:pPr>
       <w:r>
-        <w:t xml:space="preserve">The production build rejects an incomplete Campora or portal allowlist (</w:t>
+        <w:t xml:space="preserve">The production build never includes localhost or</w:t>
+      </w:r>
+      <w:r>
+        <w:t xml:space="preserve"> </w:t>
       </w:r>
       <w:r>
         <w:rPr>
           <w:rStyle w:val="VerbatimChar"/>
         </w:rPr>
-        <w:t xml:space="preserve">scripts/build.mjs</w:t>
-      </w:r>
-      <w:r>
-        <w:t xml:space="preserve">). It never includes localhost or</w:t>
+        <w:t xml:space="preserve">&lt;all_urls&gt;</w:t>
+      </w:r>
+      <w:r>
+        <w:t xml:space="preserve">. Each build target cleans only its own</w:t>
       </w:r>
       <w:r>
         <w:t xml:space="preserve"> </w:t>
@@ -436,33 +447,75 @@
         <w:rPr>
           <w:rStyle w:val="VerbatimChar"/>
         </w:rPr>
-        <w:t xml:space="preserve">&lt;all_urls&gt;</w:t>
-      </w:r>
-      <w:r>
-        <w:t xml:space="preserve">. Each build target cleans only its own</w:t>
-      </w:r>
-      <w:r>
-        <w:t xml:space="preserve"> </w:t>
-      </w:r>
-      <w:r>
-        <w:rPr>
-          <w:rStyle w:val="VerbatimChar"/>
-        </w:rPr>
         <w:t xml:space="preserve">dist</w:t>
       </w:r>
       <w:r>
         <w:t xml:space="preserve"> </w:t>
       </w:r>
       <w:r>
-        <w:t xml:space="preserve">paths, so a Chrome build does not delete Safari output.</w:t>
-      </w:r>
-    </w:p>
-    <w:p>
-      <w:pPr>
-        <w:pStyle w:val="BodyText"/>
-      </w:pPr>
-      <w:r>
-        <w:t xml:space="preserve">Chrome Web Store submission also needs a SAMS-owned privacy policy URL, data-use disclosures, and host-permission justification. Store and device-management fees are SAMS costs. Local drafts of the policy text, permission justifications, listing, reviewer instructions and image inventory are in</w:t>
+        <w:t xml:space="preserve">paths. A Chrome build does not delete the Safari output.</w:t>
+      </w:r>
+    </w:p>
+    <w:p>
+      <w:pPr>
+        <w:pStyle w:val="Heading2"/>
+      </w:pPr>
+      <w:bookmarkStart w:id="15" w:name="_e5d8772b67d945d49e5ca6347b28526c17313ae"/>
+      <w:r>
+        <w:t xml:space="preserve">Chrome Web Store</w:t>
+      </w:r>
+      <w:bookmarkEnd w:id="15"/>
+    </w:p>
+    <w:p>
+      <w:pPr>
+        <w:pStyle w:val="FirstParagraph"/>
+      </w:pPr>
+      <w:r>
+        <w:t xml:space="preserve">A store submission needs:</w:t>
+      </w:r>
+    </w:p>
+    <w:p>
+      <w:pPr>
+        <w:pStyle w:val="Compact"/>
+        <w:numPr>
+          <w:ilvl w:val="0"/>
+          <w:numId w:val="1003"/>
+        </w:numPr>
+      </w:pPr>
+      <w:r>
+        <w:t xml:space="preserve">A privacy policy URL that SAMS owns.</w:t>
+      </w:r>
+    </w:p>
+    <w:p>
+      <w:pPr>
+        <w:pStyle w:val="Compact"/>
+        <w:numPr>
+          <w:ilvl w:val="0"/>
+          <w:numId w:val="1003"/>
+        </w:numPr>
+      </w:pPr>
+      <w:r>
+        <w:t xml:space="preserve">Data-use disclosures.</w:t>
+      </w:r>
+    </w:p>
+    <w:p>
+      <w:pPr>
+        <w:pStyle w:val="Compact"/>
+        <w:numPr>
+          <w:ilvl w:val="0"/>
+          <w:numId w:val="1003"/>
+        </w:numPr>
+      </w:pPr>
+      <w:r>
+        <w:t xml:space="preserve">A justification for each host permission.</w:t>
+      </w:r>
+    </w:p>
+    <w:p>
+      <w:pPr>
+        <w:pStyle w:val="FirstParagraph"/>
+      </w:pPr>
+      <w:r>
+        <w:t xml:space="preserve">SAMS pays the store and device-management fees. The drafts are in</w:t>
       </w:r>
       <w:r>
         <w:t xml:space="preserve"> </w:t>
@@ -476,7 +529,7 @@
         </w:r>
       </w:hyperlink>
       <w:r>
-        <w:t xml:space="preserve">; they are not hosted, reviewed or submitted.</w:t>
+        <w:t xml:space="preserve">. They cover the policy text, permission justifications, the store listing, reviewer instructions, and the image inventory. SAMS has not reviewed, hosted, or submitted them.</w:t>
       </w:r>
     </w:p>
     <w:p>
@@ -491,10 +544,70 @@
     </w:p>
     <w:p>
       <w:pPr>
+        <w:pStyle w:val="Compact"/>
+        <w:numPr>
+          <w:ilvl w:val="0"/>
+          <w:numId w:val="1004"/>
+        </w:numPr>
+      </w:pPr>
+      <w:r>
+        <w:t xml:space="preserve">Change the config or code.</w:t>
+      </w:r>
+    </w:p>
+    <w:p>
+      <w:pPr>
+        <w:pStyle w:val="Compact"/>
+        <w:numPr>
+          <w:ilvl w:val="0"/>
+          <w:numId w:val="1004"/>
+        </w:numPr>
+      </w:pPr>
+      <w:r>
+        <w:t xml:space="preserve">Increase the version.</w:t>
+      </w:r>
+    </w:p>
+    <w:p>
+      <w:pPr>
+        <w:pStyle w:val="Compact"/>
+        <w:numPr>
+          <w:ilvl w:val="0"/>
+          <w:numId w:val="1004"/>
+        </w:numPr>
+      </w:pPr>
+      <w:r>
+        <w:t xml:space="preserve">Run the checks.</w:t>
+      </w:r>
+    </w:p>
+    <w:p>
+      <w:pPr>
+        <w:pStyle w:val="Compact"/>
+        <w:numPr>
+          <w:ilvl w:val="0"/>
+          <w:numId w:val="1004"/>
+        </w:numPr>
+      </w:pPr>
+      <w:r>
+        <w:t xml:space="preserve">Build the production package.</w:t>
+      </w:r>
+    </w:p>
+    <w:p>
+      <w:pPr>
+        <w:pStyle w:val="Compact"/>
+        <w:numPr>
+          <w:ilvl w:val="0"/>
+          <w:numId w:val="1004"/>
+        </w:numPr>
+      </w:pPr>
+      <w:r>
+        <w:t xml:space="preserve">Publish it through the same channel.</w:t>
+      </w:r>
+    </w:p>
+    <w:p>
+      <w:pPr>
         <w:pStyle w:val="FirstParagraph"/>
       </w:pPr>
       <w:r>
-        <w:t xml:space="preserve">Change config or code, increment the version, rerun checks, generate a production package, and publish it through the same controlled channel. End users cannot edit approved origins.</w:t>
+        <w:t xml:space="preserve">Users cannot edit the approved origins.</w:t>
       </w:r>
     </w:p>
     <w:p>
@@ -512,7 +625,7 @@
         <w:pStyle w:val="FirstParagraph"/>
       </w:pPr>
       <w:r>
-        <w:t xml:space="preserve">The checked-in Xcode project under</w:t>
+        <w:t xml:space="preserve">The Xcode project in</w:t>
       </w:r>
       <w:r>
         <w:t xml:space="preserve"> </w:t>
@@ -539,10 +652,7 @@
         <w:t xml:space="preserve">dist/safari-webextension</w:t>
       </w:r>
       <w:r>
-        <w:t xml:space="preserve"> </w:t>
-      </w:r>
-      <w:r>
-        <w:t xml:space="preserve">(built by</w:t>
+        <w:t xml:space="preserve">.</w:t>
       </w:r>
       <w:r>
         <w:t xml:space="preserve"> </w:t>
@@ -554,7 +664,10 @@
         <w:t xml:space="preserve">scripts/build.mjs</w:t>
       </w:r>
       <w:r>
-        <w:t xml:space="preserve">). Do not regenerate the project with</w:t>
+        <w:t xml:space="preserve"> </w:t>
+      </w:r>
+      <w:r>
+        <w:t xml:space="preserve">builds that folder. Do not regenerate the project with</w:t>
       </w:r>
       <w:r>
         <w:t xml:space="preserve"> </w:t>
@@ -604,7 +717,7 @@
         <w:rPr>
           <w:rStyle w:val="CommentTok"/>
         </w:rPr>
-        <w:t xml:space="preserve"># refused until the production allowlist is complete</w:t>
+        <w:t xml:space="preserve"># stops if the production allowlist is incomplete</w:t>
       </w:r>
       <w:r>
         <w:br/>
@@ -625,7 +738,7 @@
         <w:rPr>
           <w:rStyle w:val="CommentTok"/>
         </w:rPr>
-        <w:t xml:space="preserve"># local unsigned Debug app + embedded-resource hash check</w:t>
+        <w:t xml:space="preserve"># unsigned Debug app and embedded-resource hash check</w:t>
       </w:r>
     </w:p>
     <w:p>
@@ -633,7 +746,19 @@
         <w:pStyle w:val="FirstParagraph"/>
       </w:pPr>
       <w:r>
-        <w:t xml:space="preserve">Before distribution: verify</w:t>
+        <w:t xml:space="preserve">Before you distribute the Safari build:</w:t>
+      </w:r>
+    </w:p>
+    <w:p>
+      <w:pPr>
+        <w:pStyle w:val="Compact"/>
+        <w:numPr>
+          <w:ilvl w:val="0"/>
+          <w:numId w:val="1005"/>
+        </w:numPr>
+      </w:pPr>
+      <w:r>
+        <w:t xml:space="preserve">Check</w:t>
       </w:r>
       <w:r>
         <w:t xml:space="preserve"> </w:t>
@@ -672,7 +797,51 @@
         <w:t xml:space="preserve"> </w:t>
       </w:r>
       <w:r>
-        <w:t xml:space="preserve">on the supported Safari versions; complete the Safari acceptance checklist; replace development bundle identifiers; and agree the controlled signing/distribution route with SAMS (Developer ID notarized app or App Store). See</w:t>
+        <w:t xml:space="preserve">on the Safari versions that staff use.</w:t>
+      </w:r>
+    </w:p>
+    <w:p>
+      <w:pPr>
+        <w:pStyle w:val="Compact"/>
+        <w:numPr>
+          <w:ilvl w:val="0"/>
+          <w:numId w:val="1005"/>
+        </w:numPr>
+      </w:pPr>
+      <w:r>
+        <w:t xml:space="preserve">Complete the Safari checklist.</w:t>
+      </w:r>
+    </w:p>
+    <w:p>
+      <w:pPr>
+        <w:pStyle w:val="Compact"/>
+        <w:numPr>
+          <w:ilvl w:val="0"/>
+          <w:numId w:val="1005"/>
+        </w:numPr>
+      </w:pPr>
+      <w:r>
+        <w:t xml:space="preserve">Replace the development bundle identifiers.</w:t>
+      </w:r>
+    </w:p>
+    <w:p>
+      <w:pPr>
+        <w:pStyle w:val="Compact"/>
+        <w:numPr>
+          <w:ilvl w:val="0"/>
+          <w:numId w:val="1005"/>
+        </w:numPr>
+      </w:pPr>
+      <w:r>
+        <w:t xml:space="preserve">Agree the signing and distribution route with SAMS: a notarized Developer ID app, or the App Store.</w:t>
+      </w:r>
+    </w:p>
+    <w:p>
+      <w:pPr>
+        <w:pStyle w:val="FirstParagraph"/>
+      </w:pPr>
+      <w:r>
+        <w:t xml:space="preserve">See</w:t>
       </w:r>
       <w:r>
         <w:t xml:space="preserve"> </w:t>
@@ -884,10 +1053,206 @@
       </w:pPr>
     </w:lvl>
   </w:abstractNum>
+  <w:abstractNum w:abstractNumId="991">
+    <w:nsid w:val="0000A991"/>
+    <w:multiLevelType w:val="multilevel"/>
+    <w:lvl w:ilvl="0">
+      <w:numFmt w:val="bullet"/>
+      <w:lvlText w:val=""/>
+      <w:lvlJc w:val="left"/>
+      <w:pPr>
+        <w:ind w:left="720" w:hanging="360"/>
+      </w:pPr>
+      <w:rPr>
+        <w:rFonts w:ascii="Symbol" w:hAnsi="Symbol" w:cs="Symbol" w:hint="default"/>
+      </w:rPr>
+    </w:lvl>
+    <w:lvl w:ilvl="1">
+      <w:numFmt w:val="bullet"/>
+      <w:lvlText w:val="o"/>
+      <w:lvlJc w:val="left"/>
+      <w:pPr>
+        <w:ind w:left="1440" w:hanging="360"/>
+      </w:pPr>
+      <w:rPr>
+        <w:rFonts w:ascii="Courier New" w:hAnsi="Courier New" w:cs="Courier New" w:hint="default"/>
+      </w:rPr>
+    </w:lvl>
+    <w:lvl w:ilvl="2">
+      <w:numFmt w:val="bullet"/>
+      <w:lvlText w:val=""/>
+      <w:lvlJc w:val="left"/>
+      <w:pPr>
+        <w:ind w:left="2160" w:hanging="360"/>
+      </w:pPr>
+      <w:rPr>
+        <w:rFonts w:ascii="Wingdings" w:hAnsi="Wingdings" w:cs="Wingdings" w:hint="default"/>
+      </w:rPr>
+    </w:lvl>
+    <w:lvl w:ilvl="3">
+      <w:numFmt w:val="bullet"/>
+      <w:lvlText w:val=""/>
+      <w:lvlJc w:val="left"/>
+      <w:pPr>
+        <w:ind w:left="2880" w:hanging="360"/>
+      </w:pPr>
+      <w:rPr>
+        <w:rFonts w:ascii="Symbol" w:hAnsi="Symbol" w:cs="Symbol" w:hint="default"/>
+      </w:rPr>
+    </w:lvl>
+    <w:lvl w:ilvl="4">
+      <w:numFmt w:val="bullet"/>
+      <w:lvlText w:val="o"/>
+      <w:lvlJc w:val="left"/>
+      <w:pPr>
+        <w:ind w:left="3600" w:hanging="360"/>
+      </w:pPr>
+      <w:rPr>
+        <w:rFonts w:ascii="Courier New" w:hAnsi="Courier New" w:cs="Courier New" w:hint="default"/>
+      </w:rPr>
+    </w:lvl>
+    <w:lvl w:ilvl="5">
+      <w:numFmt w:val="bullet"/>
+      <w:lvlText w:val=""/>
+      <w:lvlJc w:val="left"/>
+      <w:pPr>
+        <w:ind w:left="4320" w:hanging="360"/>
+      </w:pPr>
+      <w:rPr>
+        <w:rFonts w:ascii="Wingdings" w:hAnsi="Wingdings" w:cs="Wingdings" w:hint="default"/>
+      </w:rPr>
+    </w:lvl>
+    <w:lvl w:ilvl="6">
+      <w:numFmt w:val="bullet"/>
+      <w:lvlText w:val=""/>
+      <w:lvlJc w:val="left"/>
+      <w:pPr>
+        <w:ind w:left="5040" w:hanging="360"/>
+      </w:pPr>
+      <w:rPr>
+        <w:rFonts w:ascii="Symbol" w:hAnsi="Symbol" w:cs="Symbol" w:hint="default"/>
+      </w:rPr>
+    </w:lvl>
+    <w:lvl w:ilvl="7">
+      <w:numFmt w:val="bullet"/>
+      <w:lvlText w:val="o"/>
+      <w:lvlJc w:val="left"/>
+      <w:pPr>
+        <w:ind w:left="5760" w:hanging="360"/>
+      </w:pPr>
+      <w:rPr>
+        <w:rFonts w:ascii="Courier New" w:hAnsi="Courier New" w:cs="Courier New" w:hint="default"/>
+      </w:rPr>
+    </w:lvl>
+    <w:lvl w:ilvl="8">
+      <w:numFmt w:val="bullet"/>
+      <w:lvlText w:val=""/>
+      <w:lvlJc w:val="left"/>
+      <w:pPr>
+        <w:ind w:left="6480" w:hanging="360"/>
+      </w:pPr>
+      <w:rPr>
+        <w:rFonts w:ascii="Wingdings" w:hAnsi="Wingdings" w:cs="Wingdings" w:hint="default"/>
+      </w:rPr>
+    </w:lvl>
+  </w:abstractNum>
   <w:num w:numId="1000">
     <w:abstractNumId w:val="990"/>
   </w:num>
   <w:num w:numId="1001">
+    <w:abstractNumId w:val="99411"/>
+    <w:lvlOverride w:ilvl="0">
+      <w:startOverride w:val="1"/>
+    </w:lvlOverride>
+    <w:lvlOverride w:ilvl="1">
+      <w:startOverride w:val="1"/>
+    </w:lvlOverride>
+    <w:lvlOverride w:ilvl="2">
+      <w:startOverride w:val="1"/>
+    </w:lvlOverride>
+    <w:lvlOverride w:ilvl="3">
+      <w:startOverride w:val="1"/>
+    </w:lvlOverride>
+    <w:lvlOverride w:ilvl="4">
+      <w:startOverride w:val="1"/>
+    </w:lvlOverride>
+    <w:lvlOverride w:ilvl="5">
+      <w:startOverride w:val="1"/>
+    </w:lvlOverride>
+    <w:lvlOverride w:ilvl="6">
+      <w:startOverride w:val="1"/>
+    </w:lvlOverride>
+    <w:lvlOverride w:ilvl="7">
+      <w:startOverride w:val="1"/>
+    </w:lvlOverride>
+    <w:lvlOverride w:ilvl="8">
+      <w:startOverride w:val="1"/>
+    </w:lvlOverride>
+  </w:num>
+  <w:num w:numId="1002">
+    <w:abstractNumId w:val="99411"/>
+    <w:lvlOverride w:ilvl="0">
+      <w:startOverride w:val="1"/>
+    </w:lvlOverride>
+    <w:lvlOverride w:ilvl="1">
+      <w:startOverride w:val="1"/>
+    </w:lvlOverride>
+    <w:lvlOverride w:ilvl="2">
+      <w:startOverride w:val="1"/>
+    </w:lvlOverride>
+    <w:lvlOverride w:ilvl="3">
+      <w:startOverride w:val="1"/>
+    </w:lvlOverride>
+    <w:lvlOverride w:ilvl="4">
+      <w:startOverride w:val="1"/>
+    </w:lvlOverride>
+    <w:lvlOverride w:ilvl="5">
+      <w:startOverride w:val="1"/>
+    </w:lvlOverride>
+    <w:lvlOverride w:ilvl="6">
+      <w:startOverride w:val="1"/>
+    </w:lvlOverride>
+    <w:lvlOverride w:ilvl="7">
+      <w:startOverride w:val="1"/>
+    </w:lvlOverride>
+    <w:lvlOverride w:ilvl="8">
+      <w:startOverride w:val="1"/>
+    </w:lvlOverride>
+  </w:num>
+  <w:num w:numId="1003">
+    <w:abstractNumId w:val="991"/>
+  </w:num>
+  <w:num w:numId="1004">
+    <w:abstractNumId w:val="99411"/>
+    <w:lvlOverride w:ilvl="0">
+      <w:startOverride w:val="1"/>
+    </w:lvlOverride>
+    <w:lvlOverride w:ilvl="1">
+      <w:startOverride w:val="1"/>
+    </w:lvlOverride>
+    <w:lvlOverride w:ilvl="2">
+      <w:startOverride w:val="1"/>
+    </w:lvlOverride>
+    <w:lvlOverride w:ilvl="3">
+      <w:startOverride w:val="1"/>
+    </w:lvlOverride>
+    <w:lvlOverride w:ilvl="4">
+      <w:startOverride w:val="1"/>
+    </w:lvlOverride>
+    <w:lvlOverride w:ilvl="5">
+      <w:startOverride w:val="1"/>
+    </w:lvlOverride>
+    <w:lvlOverride w:ilvl="6">
+      <w:startOverride w:val="1"/>
+    </w:lvlOverride>
+    <w:lvlOverride w:ilvl="7">
+      <w:startOverride w:val="1"/>
+    </w:lvlOverride>
+    <w:lvlOverride w:ilvl="8">
+      <w:startOverride w:val="1"/>
+    </w:lvlOverride>
+  </w:num>
+  <w:num w:numId="1005">
     <w:abstractNumId w:val="99411"/>
     <w:lvlOverride w:ilvl="0">
       <w:startOverride w:val="1"/>

--- a/docs/docx/INSTALL-AND-DEPLOY.docx
+++ b/docs/docx/INSTALL-AND-DEPLOY.docx
@@ -2,32 +2,6 @@
 <file path=word/document.xml><?xml version="1.0" encoding="utf-8"?>
 <w:document xmlns:w="http://schemas.openxmlformats.org/wordprocessingml/2006/main" xmlns:m="http://schemas.openxmlformats.org/officeDocument/2006/math" xmlns:r="http://schemas.openxmlformats.org/officeDocument/2006/relationships" xmlns:o="urn:schemas-microsoft-com:office:office" xmlns:v="urn:schemas-microsoft-com:vml" xmlns:w10="urn:schemas-microsoft-com:office:word" xmlns:a="http://schemas.openxmlformats.org/drawingml/2006/main" xmlns:pic="http://schemas.openxmlformats.org/drawingml/2006/picture" xmlns:wp="http://schemas.openxmlformats.org/drawingml/2006/wordprocessingDrawing">
   <w:body>
-    <w:sdt>
-      <w:sdtPr>
-        <w:docPartObj>
-          <w:docPartGallery w:val="Table of Contents"/>
-          <w:docPartUnique/>
-        </w:docPartObj>
-      </w:sdtPr>
-      <w:sdtContent>
-        <w:p>
-          <w:pPr>
-            <w:pStyle w:val="TOCHeading"/>
-          </w:pPr>
-          <w:r>
-            <w:t xml:space="preserve">Table of Contents</w:t>
-          </w:r>
-        </w:p>
-        <w:p>
-          <w:r>
-            <w:fldChar w:fldCharType="begin" w:dirty="true"/>
-            <w:instrText xml:space="preserve">TOC \o "1-2" \h \z \u</w:instrText>
-            <w:fldChar w:fldCharType="separate"/>
-            <w:fldChar w:fldCharType="end"/>
-          </w:r>
-        </w:p>
-      </w:sdtContent>
-    </w:sdt>
     <w:p>
       <w:pPr>
         <w:pStyle w:val="Heading1"/>
@@ -238,6 +212,72 @@
     </w:p>
     <w:p>
       <w:pPr>
+        <w:pStyle w:val="FirstParagraph"/>
+      </w:pPr>
+      <w:r>
+        <w:t xml:space="preserve">After applying the</w:t>
+      </w:r>
+      <w:r>
+        <w:t xml:space="preserve"> </w:t>
+      </w:r>
+      <w:hyperlink r:id="rId14">
+        <w:r>
+          <w:rPr>
+            <w:rStyle w:val="Hyperlink"/>
+          </w:rPr>
+          <w:t xml:space="preserve">approved mapping rules</w:t>
+        </w:r>
+      </w:hyperlink>
+      <w:r>
+        <w:t xml:space="preserve">, run the extension regressions before rebuilding.</w:t>
+      </w:r>
+      <w:r>
+        <w:t xml:space="preserve"> </w:t>
+      </w:r>
+      <w:r>
+        <w:rPr>
+          <w:rStyle w:val="VerbatimChar"/>
+        </w:rPr>
+        <w:t xml:space="preserve">npm run build:prod</w:t>
+      </w:r>
+      <w:r>
+        <w:t xml:space="preserve"> </w:t>
+      </w:r>
+      <w:r>
+        <w:t xml:space="preserve">refreshes the unpacked Chrome folder and production zip.</w:t>
+      </w:r>
+      <w:r>
+        <w:t xml:space="preserve"> </w:t>
+      </w:r>
+      <w:r>
+        <w:rPr>
+          <w:rStyle w:val="VerbatimChar"/>
+        </w:rPr>
+        <w:t xml:space="preserve">npm run build:safari:app -- prod</w:t>
+      </w:r>
+      <w:r>
+        <w:t xml:space="preserve"> </w:t>
+      </w:r>
+      <w:r>
+        <w:t xml:space="preserve">builds production Safari resources and an unsigned local app with an embedded-resource hash check. These commands do not publish, sign, install or approve a release. Reload an existing unpacked extension and portal page after rebuilding; reload clears the copied student, so Copy again. See</w:t>
+      </w:r>
+      <w:r>
+        <w:t xml:space="preserve"> </w:t>
+      </w:r>
+      <w:hyperlink r:id="rId15">
+        <w:r>
+          <w:rPr>
+            <w:rStyle w:val="Hyperlink"/>
+          </w:rPr>
+          <w:t xml:space="preserve">verification status</w:t>
+        </w:r>
+      </w:hyperlink>
+      <w:r>
+        <w:t xml:space="preserve">.</w:t>
+      </w:r>
+    </w:p>
+    <w:p>
+      <w:pPr>
         <w:pStyle w:val="Compact"/>
         <w:numPr>
           <w:ilvl w:val="0"/>
@@ -283,7 +323,7 @@
       <w:r>
         <w:t xml:space="preserve"> </w:t>
       </w:r>
-      <w:hyperlink r:id="rId14">
+      <w:hyperlink r:id="rId16">
         <w:r>
           <w:rPr>
             <w:rStyle w:val="Hyperlink"/>
@@ -460,11 +500,11 @@
       <w:pPr>
         <w:pStyle w:val="Heading2"/>
       </w:pPr>
-      <w:bookmarkStart w:id="15" w:name="_e5d8772b67d945d49e5ca6347b28526c17313ae"/>
+      <w:bookmarkStart w:id="17" w:name="_e5d8772b67d945d49e5ca6347b28526c17313ae"/>
       <w:r>
         <w:t xml:space="preserve">Chrome Web Store</w:t>
       </w:r>
-      <w:bookmarkEnd w:id="15"/>
+      <w:bookmarkEnd w:id="17"/>
     </w:p>
     <w:p>
       <w:pPr>
@@ -520,7 +560,7 @@
       <w:r>
         <w:t xml:space="preserve"> </w:t>
       </w:r>
-      <w:hyperlink r:id="rId16">
+      <w:hyperlink r:id="rId18">
         <w:r>
           <w:rPr>
             <w:rStyle w:val="Hyperlink"/>
@@ -536,11 +576,11 @@
       <w:pPr>
         <w:pStyle w:val="Heading2"/>
       </w:pPr>
-      <w:bookmarkStart w:id="17" w:name="_updates"/>
+      <w:bookmarkStart w:id="19" w:name="_updates"/>
       <w:r>
         <w:t xml:space="preserve">Updates</w:t>
       </w:r>
-      <w:bookmarkEnd w:id="17"/>
+      <w:bookmarkEnd w:id="19"/>
     </w:p>
     <w:p>
       <w:pPr>
@@ -614,11 +654,11 @@
       <w:pPr>
         <w:pStyle w:val="Heading2"/>
       </w:pPr>
-      <w:bookmarkStart w:id="18" w:name="_54eee99984baf741b66dcdcac4cd2fd2a9c0824"/>
+      <w:bookmarkStart w:id="20" w:name="_54eee99984baf741b66dcdcac4cd2fd2a9c0824"/>
       <w:r>
         <w:t xml:space="preserve">Safari packaging</w:t>
       </w:r>
-      <w:bookmarkEnd w:id="18"/>
+      <w:bookmarkEnd w:id="20"/>
     </w:p>
     <w:p>
       <w:pPr>
@@ -846,7 +886,7 @@
       <w:r>
         <w:t xml:space="preserve"> </w:t>
       </w:r>
-      <w:hyperlink r:id="rId19">
+      <w:hyperlink r:id="rId21">
         <w:r>
           <w:rPr>
             <w:rStyle w:val="Hyperlink"/>
